--- a/S1/R1.01 - Initiation au développement/TP/TP4/Rapport TP4 R1.01.docx
+++ b/S1/R1.01 - Initiation au développement/TP/TP4/Rapport TP4 R1.01.docx
@@ -222,23 +222,7 @@
           <w:sz w:val="24"/>
           <w:szCs w:val="24"/>
         </w:rPr>
-        <w:t xml:space="preserve">: Le programme demande un nombre à l'utilisateur et </w:t>
-      </w:r>
-      <w:proofErr w:type="gramStart"/>
-      <w:r>
-        <w:rPr>
-          <w:sz w:val="24"/>
-          <w:szCs w:val="24"/>
-        </w:rPr>
-        <w:t>vérifie</w:t>
-      </w:r>
-      <w:proofErr w:type="gramEnd"/>
-      <w:r>
-        <w:rPr>
-          <w:sz w:val="24"/>
-          <w:szCs w:val="24"/>
-        </w:rPr>
-        <w:t xml:space="preserve"> si ce nombre est premier ou non.</w:t>
+        <w:t>: Le programme demande un nombre à l'utilisateur et vérifie si ce nombre est premier ou non.</w:t>
       </w:r>
     </w:p>
     <w:p>
@@ -1131,23 +1115,7 @@
           <w:sz w:val="24"/>
           <w:szCs w:val="24"/>
         </w:rPr>
-        <w:t xml:space="preserve">Ce programme-ci a donc le même objectif que le précédent </w:t>
-      </w:r>
-      <w:proofErr w:type="gramStart"/>
-      <w:r>
-        <w:rPr>
-          <w:sz w:val="24"/>
-          <w:szCs w:val="24"/>
-        </w:rPr>
-        <w:t>sauf qu’ici</w:t>
-      </w:r>
-      <w:proofErr w:type="gramEnd"/>
-      <w:r>
-        <w:rPr>
-          <w:sz w:val="24"/>
-          <w:szCs w:val="24"/>
-        </w:rPr>
-        <w:t xml:space="preserve"> on saisit une borne et non le terme jusqu’auquel la suite doit aller. Plus explicitement la suite va donc s’arrêter au terme pour lequel la valeur est inférieure ou égale à la borne saisit.</w:t>
+        <w:t>Ce programme-ci a donc le même objectif que le précédent sauf qu’ici on saisit une borne et non le terme jusqu’auquel la suite doit aller. Plus explicitement la suite va donc s’arrêter au terme pour lequel la valeur est inférieure ou égale à la borne saisit.</w:t>
       </w:r>
     </w:p>
     <w:p>
@@ -1239,23 +1207,7 @@
           <w:sz w:val="24"/>
           <w:szCs w:val="24"/>
         </w:rPr>
-        <w:t xml:space="preserve">En saisissant 0 il nous renvoie donc uniquement le premier terme car il est </w:t>
-      </w:r>
-      <w:proofErr w:type="gramStart"/>
-      <w:r>
-        <w:rPr>
-          <w:sz w:val="24"/>
-          <w:szCs w:val="24"/>
-        </w:rPr>
-        <w:t>égale</w:t>
-      </w:r>
-      <w:proofErr w:type="gramEnd"/>
-      <w:r>
-        <w:rPr>
-          <w:sz w:val="24"/>
-          <w:szCs w:val="24"/>
-        </w:rPr>
-        <w:t xml:space="preserve"> à la borne saisie.</w:t>
+        <w:t>En saisissant 0 il nous renvoie donc uniquement le premier terme car il est égale à la borne saisie.</w:t>
       </w:r>
     </w:p>
     <w:p>
@@ -1778,7 +1730,6 @@
           <w:u w:val="single"/>
         </w:rPr>
       </w:pPr>
-      <w:proofErr w:type="gramStart"/>
       <w:r>
         <w:rPr>
           <w:sz w:val="28"/>
@@ -1787,7 +1738,6 @@
         </w:rPr>
         <w:t>Méthode:</w:t>
       </w:r>
-      <w:proofErr w:type="gramEnd"/>
     </w:p>
     <w:p>
       <w:pPr>
@@ -2222,17 +2172,8 @@
           <w:szCs w:val="24"/>
         </w:rPr>
         <w:lastRenderedPageBreak/>
-        <w:t xml:space="preserve"> Puis lorsque l’utilisateur saisie des valeurs autres que des entiers, le programme va lui envoyer un message d’erreur lui indiquant de bien vouloir saisir un entier supérieur à 0 qui va rester jusqu’à ce que l’utilisateur rentre </w:t>
-      </w:r>
-      <w:proofErr w:type="gramStart"/>
-      <w:r>
-        <w:rPr>
-          <w:sz w:val="24"/>
-          <w:szCs w:val="24"/>
-        </w:rPr>
-        <w:t>une valeur correct</w:t>
-      </w:r>
-      <w:proofErr w:type="gramEnd"/>
+        <w:t xml:space="preserve"> Puis lorsque l’utilisateur saisie des valeurs autres que des entiers, le programme va lui envoyer un message d’erreur lui indiquant de bien vouloir saisir un entier supérieur à 0 qui va rester jusqu’à ce que l’utilisateur rentre une valeur correct</w:t>
+      </w:r>
     </w:p>
     <w:p>
       <w:pPr>
@@ -2346,23 +2287,7 @@
           <w:sz w:val="24"/>
           <w:szCs w:val="24"/>
         </w:rPr>
-        <w:t xml:space="preserve">Pour de grands nombres, le programme ne rencontre pas de problème et </w:t>
-      </w:r>
-      <w:proofErr w:type="gramStart"/>
-      <w:r>
-        <w:rPr>
-          <w:sz w:val="24"/>
-          <w:szCs w:val="24"/>
-        </w:rPr>
-        <w:t>est en capacité</w:t>
-      </w:r>
-      <w:proofErr w:type="gramEnd"/>
-      <w:r>
-        <w:rPr>
-          <w:sz w:val="24"/>
-          <w:szCs w:val="24"/>
-        </w:rPr>
-        <w:t xml:space="preserve"> de renvoyer un résultat à l’utilisateur.</w:t>
+        <w:t>Pour de grands nombres, le programme ne rencontre pas de problème et est en capacité de renvoyer un résultat à l’utilisateur.</w:t>
       </w:r>
     </w:p>
     <w:p>
@@ -3822,23 +3747,7 @@
           <w:sz w:val="24"/>
           <w:szCs w:val="24"/>
         </w:rPr>
-        <w:t>Avec des nombres légèrement au-dessus de 80 cela ne loge plus dans la console mais cela fonctionne quand même mais les lignes finissent par s’</w:t>
-      </w:r>
-      <w:proofErr w:type="spellStart"/>
-      <w:r>
-        <w:rPr>
-          <w:sz w:val="24"/>
-          <w:szCs w:val="24"/>
-        </w:rPr>
-        <w:t>entre-croiser</w:t>
-      </w:r>
-      <w:proofErr w:type="spellEnd"/>
-      <w:r>
-        <w:rPr>
-          <w:sz w:val="24"/>
-          <w:szCs w:val="24"/>
-        </w:rPr>
-        <w:t>.</w:t>
+        <w:t>Avec des nombres légèrement au-dessus de 80 cela ne loge plus dans la console mais cela fonctionne quand même mais les lignes finissent par s’entre-croiser.</w:t>
       </w:r>
     </w:p>
     <w:p>
@@ -4156,27 +4065,27 @@
       </w:pPr>
       <w:r>
         <w:rPr>
-          <w:noProof/>
           <w:sz w:val="24"/>
           <w:szCs w:val="24"/>
           <w:u w:val="single"/>
         </w:rPr>
         <w:drawing>
-          <wp:inline distT="114300" distB="114300" distL="114300" distR="114300" wp14:anchorId="13885905" wp14:editId="70CBBF99">
-            <wp:extent cx="4600575" cy="6372225"/>
+          <wp:inline distT="0" distB="0" distL="0" distR="0" wp14:anchorId="55422497" wp14:editId="5FC55083">
+            <wp:extent cx="4686954" cy="6725589"/>
             <wp:effectExtent l="0" t="0" r="0" b="0"/>
-            <wp:docPr id="33" name="image26.png"/>
-            <wp:cNvGraphicFramePr/>
+            <wp:docPr id="236784406" name="Image 1" descr="Une image contenant texte, capture d’écran, menu, Police&#10;&#10;Description générée automatiquement"/>
+            <wp:cNvGraphicFramePr>
+              <a:graphicFrameLocks xmlns:a="http://schemas.openxmlformats.org/drawingml/2006/main" noChangeAspect="1"/>
+            </wp:cNvGraphicFramePr>
             <a:graphic xmlns:a="http://schemas.openxmlformats.org/drawingml/2006/main">
               <a:graphicData uri="http://schemas.openxmlformats.org/drawingml/2006/picture">
                 <pic:pic xmlns:pic="http://schemas.openxmlformats.org/drawingml/2006/picture">
                   <pic:nvPicPr>
-                    <pic:cNvPr id="0" name="image26.png"/>
-                    <pic:cNvPicPr preferRelativeResize="0"/>
+                    <pic:cNvPr id="236784406" name="Image 1" descr="Une image contenant texte, capture d’écran, menu, Police&#10;&#10;Description générée automatiquement"/>
+                    <pic:cNvPicPr/>
                   </pic:nvPicPr>
                   <pic:blipFill>
                     <a:blip r:embed="rId42"/>
-                    <a:srcRect/>
                     <a:stretch>
                       <a:fillRect/>
                     </a:stretch>
@@ -4184,12 +4093,11 @@
                   <pic:spPr>
                     <a:xfrm>
                       <a:off x="0" y="0"/>
-                      <a:ext cx="4600575" cy="6372225"/>
+                      <a:ext cx="4686954" cy="6725589"/>
                     </a:xfrm>
                     <a:prstGeom prst="rect">
                       <a:avLst/>
                     </a:prstGeom>
-                    <a:ln/>
                   </pic:spPr>
                 </pic:pic>
               </a:graphicData>
@@ -4316,20 +4224,8 @@
           <w:szCs w:val="32"/>
           <w:u w:val="single"/>
         </w:rPr>
-        <w:lastRenderedPageBreak/>
-        <w:t xml:space="preserve">Exercice </w:t>
-      </w:r>
-      <w:proofErr w:type="gramStart"/>
-      <w:r>
-        <w:rPr>
-          <w:b/>
-          <w:sz w:val="32"/>
-          <w:szCs w:val="32"/>
-          <w:u w:val="single"/>
-        </w:rPr>
-        <w:t>4:</w:t>
-      </w:r>
-      <w:proofErr w:type="gramEnd"/>
+        <w:t>Exercice 4:</w:t>
+      </w:r>
     </w:p>
     <w:p>
       <w:pPr>
@@ -4338,7 +4234,6 @@
           <w:szCs w:val="28"/>
         </w:rPr>
       </w:pPr>
-      <w:proofErr w:type="gramStart"/>
       <w:r>
         <w:rPr>
           <w:sz w:val="28"/>
@@ -4347,7 +4242,6 @@
         </w:rPr>
         <w:t>Méthode:</w:t>
       </w:r>
-      <w:proofErr w:type="gramEnd"/>
     </w:p>
     <w:p>
       <w:pPr>
@@ -4462,47 +4356,22 @@
           <w:sz w:val="24"/>
           <w:szCs w:val="24"/>
         </w:rPr>
-        <w:t xml:space="preserve">Ce programme a pour but de </w:t>
-      </w:r>
-      <w:proofErr w:type="gramStart"/>
-      <w:r>
-        <w:rPr>
-          <w:sz w:val="24"/>
-          <w:szCs w:val="24"/>
-        </w:rPr>
-        <w:t>renvoyer  à</w:t>
-      </w:r>
-      <w:proofErr w:type="gramEnd"/>
-      <w:r>
-        <w:rPr>
-          <w:sz w:val="24"/>
-          <w:szCs w:val="24"/>
-        </w:rPr>
-        <w:t xml:space="preserve"> l’utilisateur la date du lendemain à celle qu’il a rentré dans le programme en utilisant de nombreuses boucles conditionnelles</w:t>
-      </w:r>
-    </w:p>
-    <w:p>
-      <w:pPr>
-        <w:rPr>
-          <w:sz w:val="24"/>
-          <w:szCs w:val="24"/>
-        </w:rPr>
-      </w:pPr>
-      <w:proofErr w:type="gramStart"/>
-      <w:r>
-        <w:rPr>
-          <w:sz w:val="24"/>
-          <w:szCs w:val="24"/>
-        </w:rPr>
-        <w:t>qui</w:t>
-      </w:r>
-      <w:proofErr w:type="gramEnd"/>
-      <w:r>
-        <w:rPr>
-          <w:sz w:val="24"/>
-          <w:szCs w:val="24"/>
-        </w:rPr>
-        <w:t xml:space="preserve"> vont permettre de tester chacun des cas.</w:t>
+        <w:t>Ce programme a pour but de renvoyer  à l’utilisateur la date du lendemain à celle qu’il a rentré dans le programme en utilisant de nombreuses boucles conditionnelles</w:t>
+      </w:r>
+    </w:p>
+    <w:p>
+      <w:pPr>
+        <w:rPr>
+          <w:sz w:val="24"/>
+          <w:szCs w:val="24"/>
+        </w:rPr>
+      </w:pPr>
+      <w:r>
+        <w:rPr>
+          <w:sz w:val="24"/>
+          <w:szCs w:val="24"/>
+        </w:rPr>
+        <w:t>qui vont permettre de tester chacun des cas.</w:t>
       </w:r>
     </w:p>
     <w:p>
@@ -4900,23 +4769,7 @@
           <w:sz w:val="24"/>
           <w:szCs w:val="24"/>
         </w:rPr>
-        <w:t xml:space="preserve">Lorsque qu’il s’agit du mois de février, le programme s’adapte </w:t>
-      </w:r>
-      <w:proofErr w:type="gramStart"/>
-      <w:r>
-        <w:rPr>
-          <w:sz w:val="24"/>
-          <w:szCs w:val="24"/>
-        </w:rPr>
-        <w:t>aux années bissextile</w:t>
-      </w:r>
-      <w:proofErr w:type="gramEnd"/>
-      <w:r>
-        <w:rPr>
-          <w:sz w:val="24"/>
-          <w:szCs w:val="24"/>
-        </w:rPr>
-        <w:t xml:space="preserve"> et propose de nouveaux tests permettant d’identifier si le nombre de jours correspond bien aux normes de l’année en question. C’est-à-dire que lorsque l’année est bissextile, le programme regarde si le nombre de jours n’est pas supérieur à 29 et lorsqu’elle ne l’est pas, il regarde si le nombre de jours n’est pas supérieur à 28. On remarque également que lorsque le nombre de jour correspond à la fin du mois, toujours en fonction de l’année le programme change bien de mois ou si le jour ne correspond pas à la fin du mois, il bascule bien au jour d’après</w:t>
+        <w:t>Lorsque qu’il s’agit du mois de février, le programme s’adapte aux années bissextile et propose de nouveaux tests permettant d’identifier si le nombre de jours correspond bien aux normes de l’année en question. C’est-à-dire que lorsque l’année est bissextile, le programme regarde si le nombre de jours n’est pas supérieur à 29 et lorsqu’elle ne l’est pas, il regarde si le nombre de jours n’est pas supérieur à 28. On remarque également que lorsque le nombre de jour correspond à la fin du mois, toujours en fonction de l’année le programme change bien de mois ou si le jour ne correspond pas à la fin du mois, il bascule bien au jour d’après</w:t>
       </w:r>
     </w:p>
     <w:p>
@@ -5338,23 +5191,7 @@
           <w:sz w:val="24"/>
           <w:szCs w:val="24"/>
         </w:rPr>
-        <w:t xml:space="preserve">Petite exception pour le mois de décembre qui lorsque le nombre de jours est de 31, soit la fin du mois, le mois et le jour </w:t>
-      </w:r>
-      <w:proofErr w:type="spellStart"/>
-      <w:r>
-        <w:rPr>
-          <w:sz w:val="24"/>
-          <w:szCs w:val="24"/>
-        </w:rPr>
-        <w:t>re-bascule</w:t>
-      </w:r>
-      <w:proofErr w:type="spellEnd"/>
-      <w:r>
-        <w:rPr>
-          <w:sz w:val="24"/>
-          <w:szCs w:val="24"/>
-        </w:rPr>
-        <w:t xml:space="preserve"> à 1 et c’est le nombre d’année qui augmente comme nous passons à la suivante chaque 31 décembre de chaque année.</w:t>
+        <w:t>Petite exception pour le mois de décembre qui lorsque le nombre de jours est de 31, soit la fin du mois, le mois et le jour re-bascule à 1 et c’est le nombre d’année qui augmente comme nous passons à la suivante chaque 31 décembre de chaque année.</w:t>
       </w:r>
     </w:p>
     <w:sectPr>
